--- a/ho-tro-ngoai/benh-an/bia-benh-an-ngoai.docx
+++ b/ho-tro-ngoai/benh-an/bia-benh-an-ngoai.docx
@@ -607,8 +607,6 @@
                 <w:lang w:val="nl-NL"/>
               </w:rPr>
             </w:pPr>
-            <w:bookmarkStart w:id="0" w:name="_GoBack"/>
-            <w:bookmarkEnd w:id="0"/>
           </w:p>
         </w:tc>
       </w:tr>
@@ -692,6 +690,28 @@
               <w:spacing w:line="360" w:lineRule="auto"/>
               <w:jc w:val="center"/>
               <w:rPr>
+                <w:sz w:val="28"/>
+                <w:szCs w:val="28"/>
+                <w:lang w:val="nl-NL"/>
+              </w:rPr>
+            </w:pPr>
+          </w:p>
+          <w:p>
+            <w:pPr>
+              <w:spacing w:line="360" w:lineRule="auto"/>
+              <w:jc w:val="center"/>
+              <w:rPr>
+                <w:sz w:val="28"/>
+                <w:szCs w:val="28"/>
+                <w:lang w:val="nl-NL"/>
+              </w:rPr>
+            </w:pPr>
+          </w:p>
+          <w:p>
+            <w:pPr>
+              <w:spacing w:line="360" w:lineRule="auto"/>
+              <w:jc w:val="center"/>
+              <w:rPr>
                 <w:rFonts w:ascii="Times New Roman" w:hAnsi="Times New Roman" w:cs="Times New Roman"/>
                 <w:b/>
                 <w:sz w:val="28"/>
@@ -723,7 +743,10 @@
         </w:tc>
       </w:tr>
     </w:tbl>
-    <w:p/>
+    <w:p>
+      <w:bookmarkStart w:id="0" w:name="_GoBack"/>
+      <w:bookmarkEnd w:id="0"/>
+    </w:p>
     <w:sectPr>
       <w:pgSz w:w="11900" w:h="16840"/>
       <w:pgMar w:top="1134" w:right="1134" w:bottom="1134" w:left="1701" w:header="709" w:footer="709" w:gutter="0"/>
@@ -1138,7 +1161,6 @@
     <w:rPr>
       <w:sz w:val="24"/>
       <w:szCs w:val="24"/>
-      <w:lang/>
     </w:rPr>
   </w:style>
   <w:style w:type="paragraph" w:styleId="Heading1">
@@ -1162,7 +1184,6 @@
       <w:b/>
       <w:sz w:val="26"/>
       <w:szCs w:val="32"/>
-      <w:lang w:val="en-US"/>
     </w:rPr>
   </w:style>
   <w:style w:type="paragraph" w:styleId="Heading2">
@@ -1188,7 +1209,6 @@
       <w:b/>
       <w:sz w:val="26"/>
       <w:szCs w:val="26"/>
-      <w:lang w:val="en-US"/>
     </w:rPr>
   </w:style>
   <w:style w:type="paragraph" w:styleId="Heading3">
@@ -1212,7 +1232,6 @@
       <w:b/>
       <w:i/>
       <w:sz w:val="26"/>
-      <w:lang w:val="en-US"/>
     </w:rPr>
   </w:style>
   <w:style w:type="paragraph" w:styleId="Heading4">
@@ -1237,7 +1256,6 @@
       <w:iCs/>
       <w:sz w:val="26"/>
       <w:szCs w:val="22"/>
-      <w:lang w:val="en-US"/>
     </w:rPr>
   </w:style>
   <w:style w:type="character" w:default="1" w:styleId="DefaultParagraphFont">
@@ -1332,7 +1350,6 @@
     <w:rPr>
       <w:sz w:val="24"/>
       <w:szCs w:val="24"/>
-      <w:lang/>
     </w:rPr>
     <w:tblPr>
       <w:tblBorders>
